--- a/assets/evaluations/francais/Francais_P1_eleve_DRAS_verrouillee.docx
+++ b/assets/evaluations/francais/Francais_P1_eleve_DRAS_verrouillee.docx
@@ -4,14 +4,161 @@
   <w:body>
     <w:p>
       <w:pPr>
-        <w:pStyle w:val="Title"/>
         <w:jc w:val="center"/>
       </w:pPr>
       <w:r>
         <w:rPr>
           <w:b/>
+          <w:sz w:val="36"/>
         </w:rPr>
-        <w:t>ÉVALUATION DE FRANÇAIS — PÉRIODE 1</w:t>
+        <w:t>Évaluation de français — Période 1</w:t>
+      </w:r>
+    </w:p>
+    <w:p>
+      <w:pPr>
+        <w:jc w:val="center"/>
+      </w:pPr>
+      <w:r>
+        <w:rPr>
+          <w:i/>
+          <w:sz w:val="21"/>
+        </w:rPr>
+        <w:t>Une évaluation courte : 2 nouvelles compétences essentielles</w:t>
+      </w:r>
+    </w:p>
+    <w:tbl>
+      <w:tblPr>
+        <w:tblStyle w:val="TableGrid"/>
+        <w:tblW w:type="auto" w:w="0"/>
+        <w:jc w:val="center"/>
+        <w:tblLook w:firstColumn="1" w:firstRow="1" w:lastColumn="0" w:lastRow="0" w:noHBand="0" w:noVBand="1" w:val="04A0"/>
+      </w:tblPr>
+      <w:tblGrid>
+        <w:gridCol w:w="5102"/>
+        <w:gridCol w:w="3969"/>
+      </w:tblGrid>
+      <w:tr>
+        <w:tc>
+          <w:tcPr>
+            <w:tcW w:type="dxa" w:w="5213"/>
+            <w:vAlign w:val="center"/>
+          </w:tcPr>
+          <w:p>
+            <w:r>
+              <w:t>Prénom : ______________________________</w:t>
+            </w:r>
+          </w:p>
+        </w:tc>
+        <w:tc>
+          <w:tcPr>
+            <w:tcW w:type="dxa" w:w="5213"/>
+            <w:vAlign w:val="center"/>
+          </w:tcPr>
+          <w:p>
+            <w:r>
+              <w:t>Date : __________________</w:t>
+            </w:r>
+          </w:p>
+        </w:tc>
+      </w:tr>
+    </w:tbl>
+    <w:p/>
+    <w:p>
+      <w:r>
+        <w:rPr>
+          <w:b/>
+          <w:sz w:val="26"/>
+        </w:rPr>
+        <w:t>1. Repérer le verbe conjugué</w:t>
+      </w:r>
+    </w:p>
+    <w:p>
+      <w:pPr>
+        <w:spacing w:after="100"/>
+      </w:pPr>
+      <w:r>
+        <w:t>Souligne le verbe conjugué dans chaque phrase.</w:t>
+      </w:r>
+    </w:p>
+    <w:p>
+      <w:pPr>
+        <w:spacing w:after="160"/>
+      </w:pPr>
+      <w:r>
+        <w:t>• Le chat dort sur le canapé.</w:t>
+      </w:r>
+    </w:p>
+    <w:p>
+      <w:pPr>
+        <w:spacing w:after="160"/>
+      </w:pPr>
+      <w:r>
+        <w:t>• Les enfants rangent leurs cahiers.</w:t>
+      </w:r>
+    </w:p>
+    <w:p>
+      <w:pPr>
+        <w:spacing w:after="160"/>
+      </w:pPr>
+      <w:r>
+        <w:t>• Ma sœur prépare un gâteau.</w:t>
+      </w:r>
+    </w:p>
+    <w:p>
+      <w:pPr>
+        <w:spacing w:after="160"/>
+      </w:pPr>
+      <w:r>
+        <w:t>• Demain, nous visitons la bibliothèque.</w:t>
+      </w:r>
+    </w:p>
+    <w:p>
+      <w:r>
+        <w:rPr>
+          <w:b/>
+          <w:sz w:val="26"/>
+        </w:rPr>
+        <w:t>2. Repérer le groupe sujet</w:t>
+      </w:r>
+    </w:p>
+    <w:p>
+      <w:pPr>
+        <w:spacing w:after="100"/>
+      </w:pPr>
+      <w:r>
+        <w:t>Entoure le groupe sujet dans chaque phrase.</w:t>
+      </w:r>
+    </w:p>
+    <w:p>
+      <w:pPr>
+        <w:spacing w:after="160"/>
+      </w:pPr>
+      <w:r>
+        <w:t>• Le petit chien court dans le jardin.</w:t>
+      </w:r>
+    </w:p>
+    <w:p>
+      <w:pPr>
+        <w:spacing w:after="160"/>
+      </w:pPr>
+      <w:r>
+        <w:t>• Mes deux amis arrivent à l’école.</w:t>
+      </w:r>
+    </w:p>
+    <w:p>
+      <w:pPr>
+        <w:spacing w:after="160"/>
+      </w:pPr>
+      <w:r>
+        <w:t>• La maîtresse et les élèves préparent une affiche.</w:t>
+      </w:r>
+    </w:p>
+    <w:p>
+      <w:pPr>
+        <w:spacing w:after="160"/>
+      </w:pPr>
+      <w:r>
+        <w:t>• Dans la cour, les oiseaux chantent.</w:t>
       </w:r>
     </w:p>
     <w:p>
@@ -21,1293 +168,13 @@
       <w:r>
         <w:rPr>
           <w:b/>
-          <w:color w:val="6D3AC7"/>
-          <w:sz w:val="23"/>
         </w:rPr>
-        <w:t>Maîtrise de la langue avec le DRAS — corpus commun « Un matin dans la forêt »</w:t>
-      </w:r>
-    </w:p>
-    <w:tbl>
-      <w:tblPr>
-        <w:tblW w:type="auto" w:w="0"/>
-        <w:jc w:val="center"/>
-        <w:tblLayout w:type="fixed"/>
-        <w:tblLook w:firstColumn="1" w:firstRow="1" w:lastColumn="0" w:lastRow="0" w:noHBand="0" w:noVBand="1" w:val="04A0"/>
-        <w:tblBorders>
-          <w:top w:val="single" w:sz="5" w:color="CAD7EA"/>
-          <w:left w:val="single" w:sz="5" w:color="CAD7EA"/>
-          <w:bottom w:val="single" w:sz="5" w:color="CAD7EA"/>
-          <w:right w:val="single" w:sz="5" w:color="CAD7EA"/>
-          <w:insideH w:val="single" w:sz="5" w:color="CAD7EA"/>
-          <w:insideV w:val="single" w:sz="5" w:color="CAD7EA"/>
-        </w:tblBorders>
-      </w:tblPr>
-      <w:tblGrid>
-        <w:gridCol w:w="5383"/>
-        <w:gridCol w:w="5383"/>
-      </w:tblGrid>
-      <w:tr>
-        <w:tc>
-          <w:tcPr>
-            <w:tcW w:type="dxa" w:w="5383"/>
-            <w:tcMar>
-              <w:top w:w="70" w:type="dxa"/>
-              <w:start w:w="80" w:type="dxa"/>
-              <w:bottom w:w="70" w:type="dxa"/>
-              <w:end w:w="80" w:type="dxa"/>
-            </w:tcMar>
-          </w:tcPr>
-          <w:p>
-            <w:r>
-              <w:t>Prénom : ____________________________________</w:t>
-            </w:r>
-          </w:p>
-        </w:tc>
-        <w:tc>
-          <w:tcPr>
-            <w:tcW w:type="dxa" w:w="5383"/>
-            <w:tcMar>
-              <w:top w:w="70" w:type="dxa"/>
-              <w:start w:w="80" w:type="dxa"/>
-              <w:bottom w:w="70" w:type="dxa"/>
-              <w:end w:w="80" w:type="dxa"/>
-            </w:tcMar>
-          </w:tcPr>
-          <w:p>
-            <w:r>
-              <w:t>Date : ____ / ____ / ______</w:t>
-            </w:r>
-          </w:p>
-        </w:tc>
-      </w:tr>
-    </w:tbl>
-    <w:p>
-      <w:pPr>
-        <w:jc w:val="center"/>
-      </w:pPr>
-      <w:r>
-        <w:rPr>
-          <w:i/>
-          <w:color w:val="5A6B82"/>
-        </w:rPr>
-        <w:t>Je montre ce que je sais faire. Pour manipuler les phrases et améliorer mon écrit, j’utilise le DRAS : Déplacer, Remplacer, Ajouter, Supprimer.</w:t>
-      </w:r>
-    </w:p>
-    <w:tbl>
-      <w:tblPr>
-        <w:tblW w:type="auto" w:w="0"/>
-        <w:jc w:val="center"/>
-        <w:tblLook w:firstColumn="1" w:firstRow="1" w:lastColumn="0" w:lastRow="0" w:noHBand="0" w:noVBand="1" w:val="04A0"/>
-        <w:tblBorders>
-          <w:top w:val="single" w:sz="5" w:color="CAD7EA"/>
-          <w:left w:val="single" w:sz="5" w:color="CAD7EA"/>
-          <w:bottom w:val="single" w:sz="5" w:color="CAD7EA"/>
-          <w:right w:val="single" w:sz="5" w:color="CAD7EA"/>
-          <w:insideH w:val="single" w:sz="5" w:color="CAD7EA"/>
-          <w:insideV w:val="single" w:sz="5" w:color="CAD7EA"/>
-        </w:tblBorders>
-      </w:tblPr>
-      <w:tblGrid>
-        <w:gridCol w:w="2691"/>
-        <w:gridCol w:w="2691"/>
-        <w:gridCol w:w="2691"/>
-        <w:gridCol w:w="2691"/>
-      </w:tblGrid>
-      <w:tr>
-        <w:tc>
-          <w:tcPr>
-            <w:tcW w:type="dxa" w:w="2691"/>
-            <w:shd w:fill="F2E8FF"/>
-          </w:tcPr>
-          <w:p>
-            <w:pPr>
-              <w:jc w:val="center"/>
-            </w:pPr>
-            <w:r>
-              <w:rPr>
-                <w:b/>
-              </w:rPr>
-              <w:t>Excellent</w:t>
-            </w:r>
-          </w:p>
-        </w:tc>
-        <w:tc>
-          <w:tcPr>
-            <w:tcW w:type="dxa" w:w="2691"/>
-            <w:shd w:fill="E8F5E9"/>
-          </w:tcPr>
-          <w:p>
-            <w:pPr>
-              <w:jc w:val="center"/>
-            </w:pPr>
-            <w:r>
-              <w:rPr>
-                <w:b/>
-              </w:rPr>
-              <w:t>Réussi</w:t>
-            </w:r>
-          </w:p>
-        </w:tc>
-        <w:tc>
-          <w:tcPr>
-            <w:tcW w:type="dxa" w:w="2691"/>
-            <w:shd w:fill="FFF4CC"/>
-          </w:tcPr>
-          <w:p>
-            <w:pPr>
-              <w:jc w:val="center"/>
-            </w:pPr>
-            <w:r>
-              <w:rPr>
-                <w:b/>
-              </w:rPr>
-              <w:t>En progrès</w:t>
-            </w:r>
-          </w:p>
-        </w:tc>
-        <w:tc>
-          <w:tcPr>
-            <w:tcW w:type="dxa" w:w="2691"/>
-            <w:shd w:fill="FDECEC"/>
-          </w:tcPr>
-          <w:p>
-            <w:pPr>
-              <w:jc w:val="center"/>
-            </w:pPr>
-            <w:r>
-              <w:rPr>
-                <w:b/>
-              </w:rPr>
-              <w:t>À revoir</w:t>
-            </w:r>
-          </w:p>
-        </w:tc>
-      </w:tr>
-    </w:tbl>
-    <w:p>
-      <w:pPr>
-        <w:pStyle w:val="Heading1"/>
-      </w:pPr>
-      <w:r>
-        <w:t>Texte support — Un matin dans la forêt</w:t>
-      </w:r>
-    </w:p>
-    <w:tbl>
-      <w:tblPr>
-        <w:tblW w:type="auto" w:w="0"/>
-        <w:tblLook w:firstColumn="1" w:firstRow="1" w:lastColumn="0" w:lastRow="0" w:noHBand="0" w:noVBand="1" w:val="04A0"/>
-        <w:tblBorders>
-          <w:top w:val="single" w:sz="5" w:color="CAD7EA"/>
-          <w:left w:val="single" w:sz="5" w:color="CAD7EA"/>
-          <w:bottom w:val="single" w:sz="5" w:color="CAD7EA"/>
-          <w:right w:val="single" w:sz="5" w:color="CAD7EA"/>
-          <w:insideH w:val="single" w:sz="5" w:color="CAD7EA"/>
-          <w:insideV w:val="single" w:sz="5" w:color="CAD7EA"/>
-        </w:tblBorders>
-      </w:tblPr>
-      <w:tblGrid>
-        <w:gridCol w:w="10766"/>
-      </w:tblGrid>
-      <w:tr>
-        <w:tc>
-          <w:tcPr>
-            <w:tcW w:type="dxa" w:w="10766"/>
-            <w:shd w:fill="F4F7FB"/>
-            <w:tcMar>
-              <w:top w:w="110" w:type="dxa"/>
-              <w:start w:w="130" w:type="dxa"/>
-              <w:bottom w:w="110" w:type="dxa"/>
-              <w:end w:w="130" w:type="dxa"/>
-            </w:tcMar>
-          </w:tcPr>
-          <w:p>
-            <w:r>
-              <w:t>Ce matin, le renardeau sort de sa tanière.</w:t>
-              <w:br/>
-              <w:t>Dans les fourrés, il observe un hérisson immobile.</w:t>
-              <w:br/>
-              <w:t>Une chouette silencieuse regarde la scène depuis une branche.</w:t>
-              <w:br/>
-              <w:t>Soudain, le hérisson avance lentement vers les feuilles.</w:t>
-              <w:br/>
-              <w:t>Le renardeau curieux s’approche, puis il s’arrête.</w:t>
-              <w:br/>
-              <w:t>Dans la clairière, les trois animaux restent tranquilles.</w:t>
-            </w:r>
-          </w:p>
-        </w:tc>
-      </w:tr>
-    </w:tbl>
-    <w:p>
-      <w:pPr>
-        <w:pStyle w:val="Heading1"/>
-      </w:pPr>
-      <w:r>
-        <w:t>A. Je manipule les phrases du texte</w:t>
-      </w:r>
-    </w:p>
-    <w:tbl>
-      <w:tblPr>
-        <w:tblW w:type="auto" w:w="0"/>
-        <w:tblLook w:firstColumn="1" w:firstRow="1" w:lastColumn="0" w:lastRow="0" w:noHBand="0" w:noVBand="1" w:val="04A0"/>
-        <w:tblBorders>
-          <w:top w:val="single" w:sz="5" w:color="CAD7EA"/>
-          <w:left w:val="single" w:sz="5" w:color="CAD7EA"/>
-          <w:bottom w:val="single" w:sz="5" w:color="CAD7EA"/>
-          <w:right w:val="single" w:sz="5" w:color="CAD7EA"/>
-          <w:insideH w:val="single" w:sz="5" w:color="CAD7EA"/>
-          <w:insideV w:val="single" w:sz="5" w:color="CAD7EA"/>
-        </w:tblBorders>
-      </w:tblPr>
-      <w:tblGrid>
-        <w:gridCol w:w="10766"/>
-      </w:tblGrid>
-      <w:tr>
-        <w:tc>
-          <w:tcPr>
-            <w:tcW w:type="dxa" w:w="10766"/>
-            <w:shd w:fill="EEF4FF"/>
-            <w:tcMar>
-              <w:top w:w="50" w:type="dxa"/>
-              <w:start w:w="90" w:type="dxa"/>
-              <w:bottom w:w="50" w:type="dxa"/>
-              <w:end w:w="90" w:type="dxa"/>
-            </w:tcMar>
-          </w:tcPr>
-          <w:p>
-            <w:r>
-              <w:rPr>
-                <w:b/>
-                <w:color w:val="163A6B"/>
-              </w:rPr>
-              <w:t>1. GRA-P1-01 — Reconnaître une phrase correcte</w:t>
-            </w:r>
-          </w:p>
-        </w:tc>
-      </w:tr>
-    </w:tbl>
-    <w:p>
-      <w:pPr>
-        <w:ind w:left="57"/>
-      </w:pPr>
-      <w:r>
-        <w:t>R — Répare cette suite de mots pour obtenir une phrase correcte : « dans les fourrés observe un hérisson le renardeau »</w:t>
-      </w:r>
-    </w:p>
-    <w:p>
-      <w:pPr>
-        <w:ind w:left="198"/>
-      </w:pPr>
-      <w:r>
-        <w:rPr>
-          <w:i/>
-        </w:rPr>
-        <w:t>Pense au sens, à l’ordre des mots, à la majuscule et au point.</w:t>
-      </w:r>
-    </w:p>
-    <w:p>
-      <w:pPr>
-        <w:spacing w:after="30"/>
-      </w:pPr>
-      <w:r>
-        <w:t>________________________________________________________________________________</w:t>
-      </w:r>
-    </w:p>
-    <w:tbl>
-      <w:tblPr>
-        <w:tblW w:type="auto" w:w="0"/>
-        <w:tblLook w:firstColumn="1" w:firstRow="1" w:lastColumn="0" w:lastRow="0" w:noHBand="0" w:noVBand="1" w:val="04A0"/>
-        <w:tblBorders>
-          <w:top w:val="single" w:sz="5" w:color="CAD7EA"/>
-          <w:left w:val="single" w:sz="5" w:color="CAD7EA"/>
-          <w:bottom w:val="single" w:sz="5" w:color="CAD7EA"/>
-          <w:right w:val="single" w:sz="5" w:color="CAD7EA"/>
-          <w:insideH w:val="single" w:sz="5" w:color="CAD7EA"/>
-          <w:insideV w:val="single" w:sz="5" w:color="CAD7EA"/>
-        </w:tblBorders>
-      </w:tblPr>
-      <w:tblGrid>
-        <w:gridCol w:w="10766"/>
-      </w:tblGrid>
-      <w:tr>
-        <w:tc>
-          <w:tcPr>
-            <w:tcW w:type="dxa" w:w="10766"/>
-            <w:shd w:fill="EEF4FF"/>
-            <w:tcMar>
-              <w:top w:w="50" w:type="dxa"/>
-              <w:start w:w="90" w:type="dxa"/>
-              <w:bottom w:w="50" w:type="dxa"/>
-              <w:end w:w="90" w:type="dxa"/>
-            </w:tcMar>
-          </w:tcPr>
-          <w:p>
-            <w:r>
-              <w:rPr>
-                <w:b/>
-                <w:color w:val="163A6B"/>
-              </w:rPr>
-              <w:t>2. GRA-P1-04 — Repérer le verbe conjugué</w:t>
-            </w:r>
-          </w:p>
-        </w:tc>
-      </w:tr>
-    </w:tbl>
-    <w:p>
-      <w:pPr>
-        <w:ind w:left="57"/>
-      </w:pPr>
-      <w:r>
-        <w:t>R — Dans les trois premières phrases du texte, souligne seulement le verbe conjugué. Puis remplace oralement ce verbe par « ne … pas » pour vérifier ton choix.</w:t>
-      </w:r>
-    </w:p>
-    <w:p>
-      <w:pPr>
-        <w:spacing w:after="30"/>
-      </w:pPr>
-      <w:r>
-        <w:t>________________________________________________________________________________</w:t>
-      </w:r>
-    </w:p>
-    <w:tbl>
-      <w:tblPr>
-        <w:tblW w:type="auto" w:w="0"/>
-        <w:tblLook w:firstColumn="1" w:firstRow="1" w:lastColumn="0" w:lastRow="0" w:noHBand="0" w:noVBand="1" w:val="04A0"/>
-        <w:tblBorders>
-          <w:top w:val="single" w:sz="5" w:color="CAD7EA"/>
-          <w:left w:val="single" w:sz="5" w:color="CAD7EA"/>
-          <w:bottom w:val="single" w:sz="5" w:color="CAD7EA"/>
-          <w:right w:val="single" w:sz="5" w:color="CAD7EA"/>
-          <w:insideH w:val="single" w:sz="5" w:color="CAD7EA"/>
-          <w:insideV w:val="single" w:sz="5" w:color="CAD7EA"/>
-        </w:tblBorders>
-      </w:tblPr>
-      <w:tblGrid>
-        <w:gridCol w:w="10766"/>
-      </w:tblGrid>
-      <w:tr>
-        <w:tc>
-          <w:tcPr>
-            <w:tcW w:type="dxa" w:w="10766"/>
-            <w:shd w:fill="EEF4FF"/>
-            <w:tcMar>
-              <w:top w:w="50" w:type="dxa"/>
-              <w:start w:w="90" w:type="dxa"/>
-              <w:bottom w:w="50" w:type="dxa"/>
-              <w:end w:w="90" w:type="dxa"/>
-            </w:tcMar>
-          </w:tcPr>
-          <w:p>
-            <w:r>
-              <w:rPr>
-                <w:b/>
-                <w:color w:val="163A6B"/>
-              </w:rPr>
-              <w:t>3. GRA-P1-05 — Donner l’infinitif d’un verbe conjugué</w:t>
-            </w:r>
-          </w:p>
-        </w:tc>
-      </w:tr>
-    </w:tbl>
-    <w:p>
-      <w:pPr>
-        <w:ind w:left="57"/>
-      </w:pPr>
-      <w:r>
-        <w:t>R — Recopie les verbes « sort », « observe » et « regarde », puis écris leur infinitif.</w:t>
-      </w:r>
-    </w:p>
-    <w:p>
-      <w:pPr>
-        <w:spacing w:after="30"/>
-      </w:pPr>
-      <w:r>
-        <w:t>________________________________________________________________________________</w:t>
-      </w:r>
-    </w:p>
-    <w:p>
-      <w:pPr>
-        <w:spacing w:after="30"/>
-      </w:pPr>
-      <w:r>
-        <w:t>________________________________________________________________________________</w:t>
-      </w:r>
-    </w:p>
-    <w:tbl>
-      <w:tblPr>
-        <w:tblW w:type="auto" w:w="0"/>
-        <w:tblLook w:firstColumn="1" w:firstRow="1" w:lastColumn="0" w:lastRow="0" w:noHBand="0" w:noVBand="1" w:val="04A0"/>
-        <w:tblBorders>
-          <w:top w:val="single" w:sz="5" w:color="CAD7EA"/>
-          <w:left w:val="single" w:sz="5" w:color="CAD7EA"/>
-          <w:bottom w:val="single" w:sz="5" w:color="CAD7EA"/>
-          <w:right w:val="single" w:sz="5" w:color="CAD7EA"/>
-          <w:insideH w:val="single" w:sz="5" w:color="CAD7EA"/>
-          <w:insideV w:val="single" w:sz="5" w:color="CAD7EA"/>
-        </w:tblBorders>
-      </w:tblPr>
-      <w:tblGrid>
-        <w:gridCol w:w="10766"/>
-      </w:tblGrid>
-      <w:tr>
-        <w:tc>
-          <w:tcPr>
-            <w:tcW w:type="dxa" w:w="10766"/>
-            <w:shd w:fill="EEF4FF"/>
-            <w:tcMar>
-              <w:top w:w="50" w:type="dxa"/>
-              <w:start w:w="90" w:type="dxa"/>
-              <w:bottom w:w="50" w:type="dxa"/>
-              <w:end w:w="90" w:type="dxa"/>
-            </w:tcMar>
-          </w:tcPr>
-          <w:p>
-            <w:r>
-              <w:rPr>
-                <w:b/>
-                <w:color w:val="163A6B"/>
-              </w:rPr>
-              <w:t>4. GRA-P1-06 — Repérer le groupe sujet</w:t>
-            </w:r>
-          </w:p>
-        </w:tc>
-      </w:tr>
-    </w:tbl>
-    <w:p>
-      <w:pPr>
-        <w:ind w:left="57"/>
-      </w:pPr>
-      <w:r>
-        <w:t>R — Dans « Une chouette silencieuse regarde la scène depuis une branche », encadre le groupe sujet entier. Vérifie en le remplaçant par un pronom.</w:t>
-      </w:r>
-    </w:p>
-    <w:p>
-      <w:pPr>
-        <w:spacing w:after="30"/>
-      </w:pPr>
-      <w:r>
-        <w:t>________________________________________________________________________________</w:t>
-      </w:r>
-    </w:p>
-    <w:tbl>
-      <w:tblPr>
-        <w:tblW w:type="auto" w:w="0"/>
-        <w:tblLook w:firstColumn="1" w:firstRow="1" w:lastColumn="0" w:lastRow="0" w:noHBand="0" w:noVBand="1" w:val="04A0"/>
-        <w:tblBorders>
-          <w:top w:val="single" w:sz="5" w:color="CAD7EA"/>
-          <w:left w:val="single" w:sz="5" w:color="CAD7EA"/>
-          <w:bottom w:val="single" w:sz="5" w:color="CAD7EA"/>
-          <w:right w:val="single" w:sz="5" w:color="CAD7EA"/>
-          <w:insideH w:val="single" w:sz="5" w:color="CAD7EA"/>
-          <w:insideV w:val="single" w:sz="5" w:color="CAD7EA"/>
-        </w:tblBorders>
-      </w:tblPr>
-      <w:tblGrid>
-        <w:gridCol w:w="10766"/>
-      </w:tblGrid>
-      <w:tr>
-        <w:tc>
-          <w:tcPr>
-            <w:tcW w:type="dxa" w:w="10766"/>
-            <w:shd w:fill="EEF4FF"/>
-            <w:tcMar>
-              <w:top w:w="50" w:type="dxa"/>
-              <w:start w:w="90" w:type="dxa"/>
-              <w:bottom w:w="50" w:type="dxa"/>
-              <w:end w:w="90" w:type="dxa"/>
-            </w:tcMar>
-          </w:tcPr>
-          <w:p>
-            <w:r>
-              <w:rPr>
-                <w:b/>
-                <w:color w:val="163A6B"/>
-              </w:rPr>
-              <w:t>5. GRA-P1-07 — Remplacer le groupe sujet par un pronom</w:t>
-            </w:r>
-          </w:p>
-        </w:tc>
-      </w:tr>
-    </w:tbl>
-    <w:p>
-      <w:pPr>
-        <w:ind w:left="57"/>
-      </w:pPr>
-      <w:r>
-        <w:t>R — Remplace « Une chouette silencieuse », « le hérisson » puis « les trois animaux » par il, elle, ils ou elles et réécris les phrases.</w:t>
-      </w:r>
-    </w:p>
-    <w:p>
-      <w:pPr>
-        <w:spacing w:after="30"/>
-      </w:pPr>
-      <w:r>
-        <w:t>________________________________________________________________________________</w:t>
-      </w:r>
-    </w:p>
-    <w:p>
-      <w:pPr>
-        <w:spacing w:after="30"/>
-      </w:pPr>
-      <w:r>
-        <w:t>________________________________________________________________________________</w:t>
-      </w:r>
-    </w:p>
-    <w:p>
-      <w:pPr>
-        <w:spacing w:after="30"/>
-      </w:pPr>
-      <w:r>
-        <w:t>________________________________________________________________________________</w:t>
-      </w:r>
-    </w:p>
-    <w:p>
-      <w:pPr>
-        <w:pStyle w:val="Heading1"/>
-      </w:pPr>
-      <w:r>
-        <w:t>B. J’observe l’orthographe et le vocabulaire du même univers</w:t>
-      </w:r>
-    </w:p>
-    <w:tbl>
-      <w:tblPr>
-        <w:tblW w:type="auto" w:w="0"/>
-        <w:tblLook w:firstColumn="1" w:firstRow="1" w:lastColumn="0" w:lastRow="0" w:noHBand="0" w:noVBand="1" w:val="04A0"/>
-        <w:tblBorders>
-          <w:top w:val="single" w:sz="5" w:color="CAD7EA"/>
-          <w:left w:val="single" w:sz="5" w:color="CAD7EA"/>
-          <w:bottom w:val="single" w:sz="5" w:color="CAD7EA"/>
-          <w:right w:val="single" w:sz="5" w:color="CAD7EA"/>
-          <w:insideH w:val="single" w:sz="5" w:color="CAD7EA"/>
-          <w:insideV w:val="single" w:sz="5" w:color="CAD7EA"/>
-        </w:tblBorders>
-      </w:tblPr>
-      <w:tblGrid>
-        <w:gridCol w:w="10766"/>
-      </w:tblGrid>
-      <w:tr>
-        <w:tc>
-          <w:tcPr>
-            <w:tcW w:type="dxa" w:w="10766"/>
-            <w:shd w:fill="EEF4FF"/>
-            <w:tcMar>
-              <w:top w:w="50" w:type="dxa"/>
-              <w:start w:w="90" w:type="dxa"/>
-              <w:bottom w:w="50" w:type="dxa"/>
-              <w:end w:w="90" w:type="dxa"/>
-            </w:tcMar>
-          </w:tcPr>
-          <w:p>
-            <w:r>
-              <w:rPr>
-                <w:b/>
-                <w:color w:val="163A6B"/>
-              </w:rPr>
-              <w:t>6. ORT-P1-01 — Transcrire les sons d’un mot</w:t>
-            </w:r>
-          </w:p>
-        </w:tc>
-      </w:tr>
-    </w:tbl>
-    <w:p>
-      <w:pPr>
-        <w:ind w:left="57"/>
-      </w:pPr>
-      <w:r>
-        <w:t>R — Complète correctement ces mots du même univers : cha__pignon, o__bre, bui__on, mou__e, pa__age, poi__on. Puis entoure la régularité que tu as utilisée.</w:t>
-      </w:r>
-    </w:p>
-    <w:p>
-      <w:pPr>
-        <w:spacing w:after="30"/>
-      </w:pPr>
-      <w:r>
-        <w:t>________________________________________________________________________________</w:t>
-      </w:r>
-    </w:p>
-    <w:p>
-      <w:pPr>
-        <w:spacing w:after="30"/>
-      </w:pPr>
-      <w:r>
-        <w:t>________________________________________________________________________________</w:t>
-      </w:r>
-    </w:p>
-    <w:tbl>
-      <w:tblPr>
-        <w:tblW w:type="auto" w:w="0"/>
-        <w:tblLook w:firstColumn="1" w:firstRow="1" w:lastColumn="0" w:lastRow="0" w:noHBand="0" w:noVBand="1" w:val="04A0"/>
-        <w:tblBorders>
-          <w:top w:val="single" w:sz="5" w:color="CAD7EA"/>
-          <w:left w:val="single" w:sz="5" w:color="CAD7EA"/>
-          <w:bottom w:val="single" w:sz="5" w:color="CAD7EA"/>
-          <w:right w:val="single" w:sz="5" w:color="CAD7EA"/>
-          <w:insideH w:val="single" w:sz="5" w:color="CAD7EA"/>
-          <w:insideV w:val="single" w:sz="5" w:color="CAD7EA"/>
-        </w:tblBorders>
-      </w:tblPr>
-      <w:tblGrid>
-        <w:gridCol w:w="10766"/>
-      </w:tblGrid>
-      <w:tr>
-        <w:tc>
-          <w:tcPr>
-            <w:tcW w:type="dxa" w:w="10766"/>
-            <w:shd w:fill="EEF4FF"/>
-            <w:tcMar>
-              <w:top w:w="50" w:type="dxa"/>
-              <w:start w:w="90" w:type="dxa"/>
-              <w:bottom w:w="50" w:type="dxa"/>
-              <w:end w:w="90" w:type="dxa"/>
-            </w:tcMar>
-          </w:tcPr>
-          <w:p>
-            <w:r>
-              <w:rPr>
-                <w:b/>
-                <w:color w:val="163A6B"/>
-              </w:rPr>
-              <w:t>7. ORT-P1-02 — Écrire les mots fréquents étudiés</w:t>
-            </w:r>
-          </w:p>
-        </w:tc>
-      </w:tr>
-    </w:tbl>
-    <w:p>
-      <w:pPr>
-        <w:ind w:left="57"/>
-      </w:pPr>
-      <w:r>
-        <w:t>R — Le maître dicte cinq mots fréquents étudiés en classe. Écris-les, puis vérifie-les avec les outils autorisés.</w:t>
-      </w:r>
-    </w:p>
-    <w:p>
-      <w:pPr>
-        <w:ind w:left="198"/>
-      </w:pPr>
-      <w:r>
-        <w:rPr>
-          <w:i/>
-        </w:rPr>
-        <w:t>Mots dictés : _________________________________________________</w:t>
-      </w:r>
-    </w:p>
-    <w:p>
-      <w:pPr>
-        <w:spacing w:after="30"/>
-      </w:pPr>
-      <w:r>
-        <w:t>________________________________________________________________________________</w:t>
-      </w:r>
-    </w:p>
-    <w:p>
-      <w:pPr>
-        <w:spacing w:after="30"/>
-      </w:pPr>
-      <w:r>
-        <w:t>________________________________________________________________________________</w:t>
-      </w:r>
-    </w:p>
-    <w:tbl>
-      <w:tblPr>
-        <w:tblW w:type="auto" w:w="0"/>
-        <w:tblLook w:firstColumn="1" w:firstRow="1" w:lastColumn="0" w:lastRow="0" w:noHBand="0" w:noVBand="1" w:val="04A0"/>
-        <w:tblBorders>
-          <w:top w:val="single" w:sz="5" w:color="CAD7EA"/>
-          <w:left w:val="single" w:sz="5" w:color="CAD7EA"/>
-          <w:bottom w:val="single" w:sz="5" w:color="CAD7EA"/>
-          <w:right w:val="single" w:sz="5" w:color="CAD7EA"/>
-          <w:insideH w:val="single" w:sz="5" w:color="CAD7EA"/>
-          <w:insideV w:val="single" w:sz="5" w:color="CAD7EA"/>
-        </w:tblBorders>
-      </w:tblPr>
-      <w:tblGrid>
-        <w:gridCol w:w="10766"/>
-      </w:tblGrid>
-      <w:tr>
-        <w:tc>
-          <w:tcPr>
-            <w:tcW w:type="dxa" w:w="10766"/>
-            <w:shd w:fill="EEF4FF"/>
-            <w:tcMar>
-              <w:top w:w="50" w:type="dxa"/>
-              <w:start w:w="90" w:type="dxa"/>
-              <w:bottom w:w="50" w:type="dxa"/>
-              <w:end w:w="90" w:type="dxa"/>
-            </w:tcMar>
-          </w:tcPr>
-          <w:p>
-            <w:r>
-              <w:rPr>
-                <w:b/>
-                <w:color w:val="163A6B"/>
-              </w:rPr>
-              <w:t>8. ORT-P1-03 — Écrire les mots invariables étudiés</w:t>
-            </w:r>
-          </w:p>
-        </w:tc>
-      </w:tr>
-    </w:tbl>
-    <w:p>
-      <w:pPr>
-        <w:ind w:left="57"/>
-      </w:pPr>
-      <w:r>
-        <w:t>R/D — Écris les mots invariables dictés, puis choisis-en un et place-le dans une phrase du texte à un endroit correct.</w:t>
-      </w:r>
-    </w:p>
-    <w:p>
-      <w:pPr>
-        <w:ind w:left="198"/>
-      </w:pPr>
-      <w:r>
-        <w:rPr>
-          <w:i/>
-        </w:rPr>
-        <w:t>Mots dictés : _________________________________________________</w:t>
-      </w:r>
-    </w:p>
-    <w:p>
-      <w:pPr>
-        <w:spacing w:after="30"/>
-      </w:pPr>
-      <w:r>
-        <w:t>________________________________________________________________________________</w:t>
-      </w:r>
-    </w:p>
-    <w:p>
-      <w:pPr>
-        <w:spacing w:after="30"/>
-      </w:pPr>
-      <w:r>
-        <w:t>________________________________________________________________________________</w:t>
-      </w:r>
-    </w:p>
-    <w:tbl>
-      <w:tblPr>
-        <w:tblW w:type="auto" w:w="0"/>
-        <w:tblLook w:firstColumn="1" w:firstRow="1" w:lastColumn="0" w:lastRow="0" w:noHBand="0" w:noVBand="1" w:val="04A0"/>
-        <w:tblBorders>
-          <w:top w:val="single" w:sz="5" w:color="CAD7EA"/>
-          <w:left w:val="single" w:sz="5" w:color="CAD7EA"/>
-          <w:bottom w:val="single" w:sz="5" w:color="CAD7EA"/>
-          <w:right w:val="single" w:sz="5" w:color="CAD7EA"/>
-          <w:insideH w:val="single" w:sz="5" w:color="CAD7EA"/>
-          <w:insideV w:val="single" w:sz="5" w:color="CAD7EA"/>
-        </w:tblBorders>
-      </w:tblPr>
-      <w:tblGrid>
-        <w:gridCol w:w="10766"/>
-      </w:tblGrid>
-      <w:tr>
-        <w:tc>
-          <w:tcPr>
-            <w:tcW w:type="dxa" w:w="10766"/>
-            <w:shd w:fill="EEF4FF"/>
-            <w:tcMar>
-              <w:top w:w="50" w:type="dxa"/>
-              <w:start w:w="90" w:type="dxa"/>
-              <w:bottom w:w="50" w:type="dxa"/>
-              <w:end w:w="90" w:type="dxa"/>
-            </w:tcMar>
-          </w:tcPr>
-          <w:p>
-            <w:r>
-              <w:rPr>
-                <w:b/>
-                <w:color w:val="163A6B"/>
-              </w:rPr>
-              <w:t>9. VOC-P1-02 — Regrouper des mots par thème</w:t>
-            </w:r>
-          </w:p>
-        </w:tc>
-      </w:tr>
-    </w:tbl>
-    <w:p>
-      <w:pPr>
-        <w:ind w:left="57"/>
-      </w:pPr>
-      <w:r>
-        <w:t>D — Classe ces mots dans les catégories « animaux », « lieux », « actions », « descriptions » : renardeau, tanière, observer, immobile, chouette, clairière, avancer, silencieuse.</w:t>
-      </w:r>
-    </w:p>
-    <w:p>
-      <w:pPr>
-        <w:spacing w:after="30"/>
-      </w:pPr>
-      <w:r>
-        <w:t>________________________________________________________________________________</w:t>
-      </w:r>
-    </w:p>
-    <w:p>
-      <w:pPr>
-        <w:spacing w:after="30"/>
-      </w:pPr>
-      <w:r>
-        <w:t>________________________________________________________________________________</w:t>
-      </w:r>
-    </w:p>
-    <w:p>
-      <w:pPr>
-        <w:spacing w:after="30"/>
-      </w:pPr>
-      <w:r>
-        <w:t>________________________________________________________________________________</w:t>
-      </w:r>
-    </w:p>
-    <w:tbl>
-      <w:tblPr>
-        <w:tblW w:type="auto" w:w="0"/>
-        <w:tblLook w:firstColumn="1" w:firstRow="1" w:lastColumn="0" w:lastRow="0" w:noHBand="0" w:noVBand="1" w:val="04A0"/>
-        <w:tblBorders>
-          <w:top w:val="single" w:sz="5" w:color="CAD7EA"/>
-          <w:left w:val="single" w:sz="5" w:color="CAD7EA"/>
-          <w:bottom w:val="single" w:sz="5" w:color="CAD7EA"/>
-          <w:right w:val="single" w:sz="5" w:color="CAD7EA"/>
-          <w:insideH w:val="single" w:sz="5" w:color="CAD7EA"/>
-          <w:insideV w:val="single" w:sz="5" w:color="CAD7EA"/>
-        </w:tblBorders>
-      </w:tblPr>
-      <w:tblGrid>
-        <w:gridCol w:w="10766"/>
-      </w:tblGrid>
-      <w:tr>
-        <w:tc>
-          <w:tcPr>
-            <w:tcW w:type="dxa" w:w="10766"/>
-            <w:shd w:fill="EEF4FF"/>
-            <w:tcMar>
-              <w:top w:w="50" w:type="dxa"/>
-              <w:start w:w="90" w:type="dxa"/>
-              <w:bottom w:w="50" w:type="dxa"/>
-              <w:end w:w="90" w:type="dxa"/>
-            </w:tcMar>
-          </w:tcPr>
-          <w:p>
-            <w:r>
-              <w:rPr>
-                <w:b/>
-                <w:color w:val="163A6B"/>
-              </w:rPr>
-              <w:t>10. VOC-P1-04 — Ranger des mots dans l’ordre alphabétique</w:t>
-            </w:r>
-          </w:p>
-        </w:tc>
-      </w:tr>
-    </w:tbl>
-    <w:p>
-      <w:pPr>
-        <w:ind w:left="57"/>
-      </w:pPr>
-      <w:r>
-        <w:t>D — Range dans l’ordre alphabétique : branche — clairière — feuilles — fourrés — tanière.</w:t>
-      </w:r>
-    </w:p>
-    <w:p>
-      <w:pPr>
-        <w:spacing w:after="30"/>
-      </w:pPr>
-      <w:r>
-        <w:t>________________________________________________________________________________</w:t>
-      </w:r>
-    </w:p>
-    <w:tbl>
-      <w:tblPr>
-        <w:tblW w:type="auto" w:w="0"/>
-        <w:tblLook w:firstColumn="1" w:firstRow="1" w:lastColumn="0" w:lastRow="0" w:noHBand="0" w:noVBand="1" w:val="04A0"/>
-        <w:tblBorders>
-          <w:top w:val="single" w:sz="5" w:color="CAD7EA"/>
-          <w:left w:val="single" w:sz="5" w:color="CAD7EA"/>
-          <w:bottom w:val="single" w:sz="5" w:color="CAD7EA"/>
-          <w:right w:val="single" w:sz="5" w:color="CAD7EA"/>
-          <w:insideH w:val="single" w:sz="5" w:color="CAD7EA"/>
-          <w:insideV w:val="single" w:sz="5" w:color="CAD7EA"/>
-        </w:tblBorders>
-      </w:tblPr>
-      <w:tblGrid>
-        <w:gridCol w:w="10766"/>
-      </w:tblGrid>
-      <w:tr>
-        <w:tc>
-          <w:tcPr>
-            <w:tcW w:type="dxa" w:w="10766"/>
-            <w:shd w:fill="EEF4FF"/>
-            <w:tcMar>
-              <w:top w:w="50" w:type="dxa"/>
-              <w:start w:w="90" w:type="dxa"/>
-              <w:bottom w:w="50" w:type="dxa"/>
-              <w:end w:w="90" w:type="dxa"/>
-            </w:tcMar>
-          </w:tcPr>
-          <w:p>
-            <w:r>
-              <w:rPr>
-                <w:b/>
-                <w:color w:val="163A6B"/>
-              </w:rPr>
-              <w:t>11. VOC-P1-05 — Chercher un mot dans le dictionnaire</w:t>
-            </w:r>
-          </w:p>
-        </w:tc>
-      </w:tr>
-    </w:tbl>
-    <w:p>
-      <w:pPr>
-        <w:ind w:left="57"/>
-      </w:pPr>
-      <w:r>
-        <w:t>R — Cherche « fourré » dans le dictionnaire. Recopie seulement le sens qui convient au texte.</w:t>
-      </w:r>
-    </w:p>
-    <w:p>
-      <w:pPr>
-        <w:spacing w:after="30"/>
-      </w:pPr>
-      <w:r>
-        <w:t>________________________________________________________________________________</w:t>
-      </w:r>
-    </w:p>
-    <w:p>
-      <w:pPr>
-        <w:spacing w:after="30"/>
-      </w:pPr>
-      <w:r>
-        <w:t>________________________________________________________________________________</w:t>
-      </w:r>
-    </w:p>
-    <w:p>
-      <w:r>
-        <w:br w:type="page"/>
-      </w:r>
-    </w:p>
-    <w:p>
-      <w:pPr>
-        <w:pStyle w:val="Heading1"/>
-      </w:pPr>
-      <w:r>
-        <w:t>C. J’écris et j’améliore avec le DRAS</w:t>
-      </w:r>
-    </w:p>
-    <w:tbl>
-      <w:tblPr>
-        <w:tblW w:type="auto" w:w="0"/>
-        <w:tblLook w:firstColumn="1" w:firstRow="1" w:lastColumn="0" w:lastRow="0" w:noHBand="0" w:noVBand="1" w:val="04A0"/>
-        <w:tblBorders>
-          <w:top w:val="single" w:sz="5" w:color="CAD7EA"/>
-          <w:left w:val="single" w:sz="5" w:color="CAD7EA"/>
-          <w:bottom w:val="single" w:sz="5" w:color="CAD7EA"/>
-          <w:right w:val="single" w:sz="5" w:color="CAD7EA"/>
-          <w:insideH w:val="single" w:sz="5" w:color="CAD7EA"/>
-          <w:insideV w:val="single" w:sz="5" w:color="CAD7EA"/>
-        </w:tblBorders>
-      </w:tblPr>
-      <w:tblGrid>
-        <w:gridCol w:w="10766"/>
-      </w:tblGrid>
-      <w:tr>
-        <w:tc>
-          <w:tcPr>
-            <w:tcW w:type="dxa" w:w="10766"/>
-            <w:shd w:fill="EEF4FF"/>
-            <w:tcMar>
-              <w:top w:w="50" w:type="dxa"/>
-              <w:start w:w="90" w:type="dxa"/>
-              <w:bottom w:w="50" w:type="dxa"/>
-              <w:end w:w="90" w:type="dxa"/>
-            </w:tcMar>
-          </w:tcPr>
-          <w:p>
-            <w:r>
-              <w:rPr>
-                <w:b/>
-                <w:color w:val="163A6B"/>
-              </w:rPr>
-              <w:t>12. ECR-P1-05 — Écrire une phrase correcte</w:t>
-            </w:r>
-          </w:p>
-        </w:tc>
-      </w:tr>
-    </w:tbl>
-    <w:p>
-      <w:pPr>
-        <w:ind w:left="57"/>
-      </w:pPr>
-      <w:r>
-        <w:t>A — Ajoute une phrase au texte pour dire ce que fait un autre animal de la forêt. Ta phrase doit avoir du sens, une majuscule et une ponctuation finale.</w:t>
-      </w:r>
-    </w:p>
-    <w:p>
-      <w:pPr>
-        <w:spacing w:after="30"/>
-      </w:pPr>
-      <w:r>
-        <w:t>________________________________________________________________________________</w:t>
-      </w:r>
-    </w:p>
-    <w:p>
-      <w:pPr>
-        <w:spacing w:after="30"/>
-      </w:pPr>
-      <w:r>
-        <w:t>________________________________________________________________________________</w:t>
-      </w:r>
-    </w:p>
-    <w:tbl>
-      <w:tblPr>
-        <w:tblW w:type="auto" w:w="0"/>
-        <w:tblLook w:firstColumn="1" w:firstRow="1" w:lastColumn="0" w:lastRow="0" w:noHBand="0" w:noVBand="1" w:val="04A0"/>
-        <w:tblBorders>
-          <w:top w:val="single" w:sz="5" w:color="CAD7EA"/>
-          <w:left w:val="single" w:sz="5" w:color="CAD7EA"/>
-          <w:bottom w:val="single" w:sz="5" w:color="CAD7EA"/>
-          <w:right w:val="single" w:sz="5" w:color="CAD7EA"/>
-          <w:insideH w:val="single" w:sz="5" w:color="CAD7EA"/>
-          <w:insideV w:val="single" w:sz="5" w:color="CAD7EA"/>
-        </w:tblBorders>
-      </w:tblPr>
-      <w:tblGrid>
-        <w:gridCol w:w="10766"/>
-      </w:tblGrid>
-      <w:tr>
-        <w:tc>
-          <w:tcPr>
-            <w:tcW w:type="dxa" w:w="10766"/>
-            <w:shd w:fill="EEF4FF"/>
-            <w:tcMar>
-              <w:top w:w="50" w:type="dxa"/>
-              <w:start w:w="90" w:type="dxa"/>
-              <w:bottom w:w="50" w:type="dxa"/>
-              <w:end w:w="90" w:type="dxa"/>
-            </w:tcMar>
-          </w:tcPr>
-          <w:p>
-            <w:r>
-              <w:rPr>
-                <w:b/>
-                <w:color w:val="163A6B"/>
-              </w:rPr>
-              <w:t>13. ECR-P1-06 — Enchaîner plusieurs phrases sur un même sujet</w:t>
-            </w:r>
-          </w:p>
-        </w:tc>
-      </w:tr>
-    </w:tbl>
-    <w:p>
-      <w:pPr>
-        <w:ind w:left="57"/>
-      </w:pPr>
-      <w:r>
-        <w:t>Écris 4 ou 5 phrases pour raconter ce qui se passe ensuite dans la clairière. Reste sur la même scène et enchaîne tes idées.</w:t>
-      </w:r>
-    </w:p>
-    <w:p>
-      <w:pPr>
-        <w:ind w:left="198"/>
-      </w:pPr>
-      <w:r>
-        <w:rPr>
-          <w:i/>
-        </w:rPr>
-        <w:t>Tu peux réutiliser : renardeau, tanière, fourrés, chouette, hérisson, clairière, observer, avancer, silencieux, curieux.</w:t>
-      </w:r>
-    </w:p>
-    <w:p>
-      <w:pPr>
-        <w:spacing w:after="30"/>
-      </w:pPr>
-      <w:r>
-        <w:t>________________________________________________________________________________</w:t>
-      </w:r>
-    </w:p>
-    <w:p>
-      <w:pPr>
-        <w:spacing w:after="30"/>
-      </w:pPr>
-      <w:r>
-        <w:t>________________________________________________________________________________</w:t>
-      </w:r>
-    </w:p>
-    <w:p>
-      <w:pPr>
-        <w:spacing w:after="30"/>
-      </w:pPr>
-      <w:r>
-        <w:t>________________________________________________________________________________</w:t>
-      </w:r>
-    </w:p>
-    <w:p>
-      <w:pPr>
-        <w:spacing w:after="30"/>
-      </w:pPr>
-      <w:r>
-        <w:t>________________________________________________________________________________</w:t>
-      </w:r>
-    </w:p>
-    <w:p>
-      <w:pPr>
-        <w:spacing w:after="30"/>
-      </w:pPr>
-      <w:r>
-        <w:t>________________________________________________________________________________</w:t>
-      </w:r>
-    </w:p>
-    <w:p>
-      <w:pPr>
-        <w:spacing w:after="30"/>
-      </w:pPr>
-      <w:r>
-        <w:t>________________________________________________________________________________</w:t>
-      </w:r>
-    </w:p>
-    <w:p>
-      <w:pPr>
-        <w:pStyle w:val="Heading2"/>
-      </w:pPr>
-      <w:r>
-        <w:t>J’améliore mon texte avec le DRAS</w:t>
-      </w:r>
-    </w:p>
-    <w:tbl>
-      <w:tblPr>
-        <w:tblW w:type="auto" w:w="0"/>
-        <w:jc w:val="center"/>
-        <w:tblLook w:firstColumn="1" w:firstRow="1" w:lastColumn="0" w:lastRow="0" w:noHBand="0" w:noVBand="1" w:val="04A0"/>
-        <w:tblBorders>
-          <w:top w:val="single" w:sz="5" w:color="CAD7EA"/>
-          <w:left w:val="single" w:sz="5" w:color="CAD7EA"/>
-          <w:bottom w:val="single" w:sz="5" w:color="CAD7EA"/>
-          <w:right w:val="single" w:sz="5" w:color="CAD7EA"/>
-          <w:insideH w:val="single" w:sz="5" w:color="CAD7EA"/>
-          <w:insideV w:val="single" w:sz="5" w:color="CAD7EA"/>
-        </w:tblBorders>
-      </w:tblPr>
-      <w:tblGrid>
-        <w:gridCol w:w="2691"/>
-        <w:gridCol w:w="2691"/>
-        <w:gridCol w:w="2691"/>
-        <w:gridCol w:w="2691"/>
-      </w:tblGrid>
-      <w:tr>
-        <w:tc>
-          <w:tcPr>
-            <w:tcW w:type="dxa" w:w="2691"/>
-            <w:shd w:fill="EEE6FB"/>
-          </w:tcPr>
-          <w:p>
-            <w:pPr>
-              <w:jc w:val="center"/>
-            </w:pPr>
-            <w:r>
-              <w:rPr>
-                <w:b/>
-              </w:rPr>
-              <w:t>D — Déplacer</w:t>
-            </w:r>
-          </w:p>
-        </w:tc>
-        <w:tc>
-          <w:tcPr>
-            <w:tcW w:type="dxa" w:w="2691"/>
-            <w:shd w:fill="EEE6FB"/>
-          </w:tcPr>
-          <w:p>
-            <w:pPr>
-              <w:jc w:val="center"/>
-            </w:pPr>
-            <w:r>
-              <w:rPr>
-                <w:b/>
-              </w:rPr>
-              <w:t>R — Remplacer</w:t>
-            </w:r>
-          </w:p>
-        </w:tc>
-        <w:tc>
-          <w:tcPr>
-            <w:tcW w:type="dxa" w:w="2691"/>
-            <w:shd w:fill="EEE6FB"/>
-          </w:tcPr>
-          <w:p>
-            <w:pPr>
-              <w:jc w:val="center"/>
-            </w:pPr>
-            <w:r>
-              <w:rPr>
-                <w:b/>
-              </w:rPr>
-              <w:t>A — Ajouter</w:t>
-            </w:r>
-          </w:p>
-        </w:tc>
-        <w:tc>
-          <w:tcPr>
-            <w:tcW w:type="dxa" w:w="2691"/>
-            <w:shd w:fill="EEE6FB"/>
-          </w:tcPr>
-          <w:p>
-            <w:pPr>
-              <w:jc w:val="center"/>
-            </w:pPr>
-            <w:r>
-              <w:rPr>
-                <w:b/>
-              </w:rPr>
-              <w:t>S — Supprimer</w:t>
-            </w:r>
-          </w:p>
-        </w:tc>
-      </w:tr>
-      <w:tr>
-        <w:tc>
-          <w:tcPr>
-            <w:tcW w:type="dxa" w:w="2691"/>
-          </w:tcPr>
-          <w:p>
-            <w:r>
-              <w:t>________________</w:t>
-            </w:r>
-          </w:p>
-        </w:tc>
-        <w:tc>
-          <w:tcPr>
-            <w:tcW w:type="dxa" w:w="2691"/>
-          </w:tcPr>
-          <w:p>
-            <w:r>
-              <w:t>________________</w:t>
-            </w:r>
-          </w:p>
-        </w:tc>
-        <w:tc>
-          <w:tcPr>
-            <w:tcW w:type="dxa" w:w="2691"/>
-          </w:tcPr>
-          <w:p>
-            <w:r>
-              <w:t>________________</w:t>
-            </w:r>
-          </w:p>
-        </w:tc>
-        <w:tc>
-          <w:tcPr>
-            <w:tcW w:type="dxa" w:w="2691"/>
-          </w:tcPr>
-          <w:p>
-            <w:r>
-              <w:t>________________</w:t>
-            </w:r>
-          </w:p>
-        </w:tc>
-      </w:tr>
-    </w:tbl>
-    <w:p>
-      <w:r>
-        <w:t>Je relis : ☐ sens des phrases   ☐ majuscules / points   ☐ mots étudiés   ☐ répétitions   ☐ écriture lisible</w:t>
+        <w:t>Tu as terminé : relis tranquillement tes réponses.</w:t>
       </w:r>
     </w:p>
     <w:sectPr>
       <w:pgSz w:w="12240" w:h="15840"/>
-      <w:pgMar w:top="652" w:right="737" w:bottom="652" w:left="737" w:header="720" w:footer="720" w:gutter="0"/>
+      <w:pgMar w:top="794" w:right="907" w:bottom="794" w:left="907" w:header="720" w:footer="720" w:gutter="0"/>
       <w:cols w:space="720"/>
       <w:docGrid w:linePitch="360"/>
     </w:sectPr>
@@ -1678,12 +545,9 @@
     <w:name w:val="Normal"/>
     <w:qFormat/>
     <w:rsid w:val="00FC693F"/>
-    <w:pPr>
-      <w:spacing w:after="50"/>
-    </w:pPr>
     <w:rPr>
       <w:rFonts w:ascii="Aptos" w:hAnsi="Aptos"/>
-      <w:sz w:val="20"/>
+      <w:sz w:val="22"/>
     </w:rPr>
   </w:style>
   <w:style w:type="paragraph" w:styleId="Header">
@@ -1741,15 +605,15 @@
     <w:pPr>
       <w:keepNext/>
       <w:keepLines/>
-      <w:spacing w:before="80" w:after="60"/>
+      <w:spacing w:before="480" w:after="0"/>
       <w:outlineLvl w:val="0"/>
     </w:pPr>
     <w:rPr>
-      <w:rFonts w:asciiTheme="majorHAnsi" w:eastAsiaTheme="majorEastAsia" w:hAnsiTheme="majorHAnsi" w:cstheme="majorBidi" w:ascii="Aptos Display" w:hAnsi="Aptos Display"/>
+      <w:rFonts w:asciiTheme="majorHAnsi" w:eastAsiaTheme="majorEastAsia" w:hAnsiTheme="majorHAnsi" w:cstheme="majorBidi"/>
       <w:b/>
       <w:bCs/>
-      <w:color w:val="6D3AC7"/>
-      <w:sz w:val="27"/>
+      <w:color w:val="365F91" w:themeColor="accent1" w:themeShade="BF"/>
+      <w:sz w:val="28"/>
       <w:szCs w:val="28"/>
     </w:rPr>
   </w:style>
@@ -1765,15 +629,15 @@
     <w:pPr>
       <w:keepNext/>
       <w:keepLines/>
-      <w:spacing w:before="80" w:after="60"/>
+      <w:spacing w:before="200" w:after="0"/>
       <w:outlineLvl w:val="1"/>
     </w:pPr>
     <w:rPr>
-      <w:rFonts w:asciiTheme="majorHAnsi" w:eastAsiaTheme="majorEastAsia" w:hAnsiTheme="majorHAnsi" w:cstheme="majorBidi" w:ascii="Aptos Display" w:hAnsi="Aptos Display"/>
+      <w:rFonts w:asciiTheme="majorHAnsi" w:eastAsiaTheme="majorEastAsia" w:hAnsiTheme="majorHAnsi" w:cstheme="majorBidi"/>
       <w:b/>
       <w:bCs/>
-      <w:color w:val="163A6B"/>
-      <w:sz w:val="22"/>
+      <w:color w:val="4F81BD" w:themeColor="accent1"/>
+      <w:sz w:val="26"/>
       <w:szCs w:val="26"/>
     </w:rPr>
   </w:style>
@@ -2030,16 +894,15 @@
       <w:pBdr>
         <w:bottom w:val="single" w:sz="8" w:space="4" w:color="4F81BD" w:themeColor="accent1"/>
       </w:pBdr>
-      <w:spacing w:after="60" w:line="240" w:lineRule="auto" w:before="80"/>
+      <w:spacing w:after="300" w:line="240" w:lineRule="auto"/>
       <w:contextualSpacing/>
     </w:pPr>
     <w:rPr>
-      <w:rFonts w:asciiTheme="majorHAnsi" w:eastAsiaTheme="majorEastAsia" w:hAnsiTheme="majorHAnsi" w:cstheme="majorBidi" w:ascii="Aptos Display" w:hAnsi="Aptos Display"/>
-      <w:b/>
-      <w:color w:val="163A6B"/>
+      <w:rFonts w:asciiTheme="majorHAnsi" w:eastAsiaTheme="majorEastAsia" w:hAnsiTheme="majorHAnsi" w:cstheme="majorBidi"/>
+      <w:color w:val="17365D" w:themeColor="text2" w:themeShade="BF"/>
       <w:spacing w:val="5"/>
       <w:kern w:val="28"/>
-      <w:sz w:val="36"/>
+      <w:sz w:val="52"/>
       <w:szCs w:val="52"/>
     </w:rPr>
   </w:style>
